--- a/docs/The_Farmer_Edu - Guia de Design.docx
+++ b/docs/The_Farmer_Edu - Guia de Design.docx
@@ -27,6 +27,380 @@
           <w:szCs w:val="28"/>
         </w:rPr>
         <w:t xml:space="preserve">Guia de Design — Tokens extraídos do Figma</w:t>
+      </w:r>
+    </w:p>
+    <w:p>
+      <w:pPr>
+        <w:pStyle w:val="Heading1"/>
+        <w:spacing w:after="150" w:before="320"/>
+      </w:pPr>
+      <w:r>
+        <w:t xml:space="preserve">Identidade Visual — Logo</w:t>
+      </w:r>
+    </w:p>
+    <w:p>
+      <w:pPr>
+        <w:spacing w:after="120"/>
+      </w:pPr>
+      <w:r>
+        <w:t xml:space="preserve">O símbolo combina um celeiro com um capelo de formatura, dentro de um selo circular — reaproveitando a mesma linguagem de ícone de linha (traço navy sobre branco) já usada nos ícones de Animais/Plantação/Maquinário do protótipo, em vez de introduzir um estilo novo.</w:t>
+      </w:r>
+    </w:p>
+    <w:p>
+      <w:pPr>
+        <w:spacing w:after="60" w:before="100"/>
+        <w:jc w:val="center"/>
+      </w:pPr>
+      <w:r>
+        <w:drawing>
+          <wp:inline distT="0" distB="0" distL="0" distR="0">
+            <wp:extent cx="4476750" cy="1190625"/>
+            <wp:effectExtent t="0" r="0" b="0" l="0"/>
+            <wp:docPr id="1" name="" descr="" title=""/>
+            <wp:cNvGraphicFramePr>
+              <a:graphicFrameLocks xmlns:a="http://schemas.openxmlformats.org/drawingml/2006/main" noChangeAspect="1"/>
+            </wp:cNvGraphicFramePr>
+            <a:graphic xmlns:a="http://schemas.openxmlformats.org/drawingml/2006/main">
+              <a:graphicData uri="http://schemas.openxmlformats.org/drawingml/2006/picture">
+                <pic:pic xmlns:pic="http://schemas.openxmlformats.org/drawingml/2006/picture">
+                  <pic:nvPicPr>
+                    <pic:cNvPr id="0" name="" descr=""/>
+                    <pic:cNvPicPr>
+                      <a:picLocks noChangeAspect="1" noChangeArrowheads="1"/>
+                    </pic:cNvPicPr>
+                  </pic:nvPicPr>
+                  <pic:blipFill>
+                    <a:blip r:embed="rId7" cstate="none"/>
+                    <a:srcRect/>
+                    <a:stretch>
+                      <a:fillRect/>
+                    </a:stretch>
+                  </pic:blipFill>
+                  <pic:spPr bwMode="auto">
+                    <a:xfrm>
+                      <a:off x="0" y="0"/>
+                      <a:ext cx="4476750" cy="1190625"/>
+                    </a:xfrm>
+                    <a:prstGeom prst="rect">
+                      <a:avLst/>
+                    </a:prstGeom>
+                  </pic:spPr>
+                </pic:pic>
+              </a:graphicData>
+            </a:graphic>
+          </wp:inline>
+        </w:drawing>
+      </w:r>
+    </w:p>
+    <w:p>
+      <w:pPr>
+        <w:spacing w:after="200"/>
+        <w:jc w:val="center"/>
+      </w:pPr>
+      <w:r>
+        <w:rPr>
+          <w:i/>
+          <w:iCs/>
+          <w:color w:val="666666"/>
+          <w:sz w:val="18"/>
+          <w:szCs w:val="18"/>
+        </w:rPr>
+        <w:t xml:space="preserve">Versão horizontal — uso principal em cabeçalhos e documentos</w:t>
+      </w:r>
+    </w:p>
+    <w:p>
+      <w:pPr>
+        <w:spacing w:after="60" w:before="100"/>
+        <w:jc w:val="center"/>
+      </w:pPr>
+      <w:r>
+        <w:drawing>
+          <wp:inline distT="0" distB="0" distL="0" distR="0">
+            <wp:extent cx="1428750" cy="1428750"/>
+            <wp:effectExtent t="0" r="0" b="0" l="0"/>
+            <wp:docPr id="1" name="" descr="" title=""/>
+            <wp:cNvGraphicFramePr>
+              <a:graphicFrameLocks xmlns:a="http://schemas.openxmlformats.org/drawingml/2006/main" noChangeAspect="1"/>
+            </wp:cNvGraphicFramePr>
+            <a:graphic xmlns:a="http://schemas.openxmlformats.org/drawingml/2006/main">
+              <a:graphicData uri="http://schemas.openxmlformats.org/drawingml/2006/picture">
+                <pic:pic xmlns:pic="http://schemas.openxmlformats.org/drawingml/2006/picture">
+                  <pic:nvPicPr>
+                    <pic:cNvPr id="0" name="" descr=""/>
+                    <pic:cNvPicPr>
+                      <a:picLocks noChangeAspect="1" noChangeArrowheads="1"/>
+                    </pic:cNvPicPr>
+                  </pic:nvPicPr>
+                  <pic:blipFill>
+                    <a:blip r:embed="rId8" cstate="none"/>
+                    <a:srcRect/>
+                    <a:stretch>
+                      <a:fillRect/>
+                    </a:stretch>
+                  </pic:blipFill>
+                  <pic:spPr bwMode="auto">
+                    <a:xfrm>
+                      <a:off x="0" y="0"/>
+                      <a:ext cx="1428750" cy="1428750"/>
+                    </a:xfrm>
+                    <a:prstGeom prst="rect">
+                      <a:avLst/>
+                    </a:prstGeom>
+                  </pic:spPr>
+                </pic:pic>
+              </a:graphicData>
+            </a:graphic>
+          </wp:inline>
+        </w:drawing>
+      </w:r>
+    </w:p>
+    <w:p>
+      <w:pPr>
+        <w:spacing w:after="200"/>
+        <w:jc w:val="center"/>
+      </w:pPr>
+      <w:r>
+        <w:rPr>
+          <w:i/>
+          <w:iCs/>
+          <w:color w:val="666666"/>
+          <w:sz w:val="18"/>
+          <w:szCs w:val="18"/>
+        </w:rPr>
+        <w:t xml:space="preserve">Ícone isolado — favicon, avatar, ícone de app</w:t>
+      </w:r>
+    </w:p>
+    <w:p>
+      <w:pPr>
+        <w:spacing w:after="60" w:before="100"/>
+        <w:jc w:val="center"/>
+      </w:pPr>
+      <w:r>
+        <w:drawing>
+          <wp:inline distT="0" distB="0" distL="0" distR="0">
+            <wp:extent cx="1428750" cy="1428750"/>
+            <wp:effectExtent t="0" r="0" b="0" l="0"/>
+            <wp:docPr id="1" name="" descr="" title=""/>
+            <wp:cNvGraphicFramePr>
+              <a:graphicFrameLocks xmlns:a="http://schemas.openxmlformats.org/drawingml/2006/main" noChangeAspect="1"/>
+            </wp:cNvGraphicFramePr>
+            <a:graphic xmlns:a="http://schemas.openxmlformats.org/drawingml/2006/main">
+              <a:graphicData uri="http://schemas.openxmlformats.org/drawingml/2006/picture">
+                <pic:pic xmlns:pic="http://schemas.openxmlformats.org/drawingml/2006/picture">
+                  <pic:nvPicPr>
+                    <pic:cNvPr id="0" name="" descr=""/>
+                    <pic:cNvPicPr>
+                      <a:picLocks noChangeAspect="1" noChangeArrowheads="1"/>
+                    </pic:cNvPicPr>
+                  </pic:nvPicPr>
+                  <pic:blipFill>
+                    <a:blip r:embed="rId9" cstate="none"/>
+                    <a:srcRect/>
+                    <a:stretch>
+                      <a:fillRect/>
+                    </a:stretch>
+                  </pic:blipFill>
+                  <pic:spPr bwMode="auto">
+                    <a:xfrm>
+                      <a:off x="0" y="0"/>
+                      <a:ext cx="1428750" cy="1428750"/>
+                    </a:xfrm>
+                    <a:prstGeom prst="rect">
+                      <a:avLst/>
+                    </a:prstGeom>
+                  </pic:spPr>
+                </pic:pic>
+              </a:graphicData>
+            </a:graphic>
+          </wp:inline>
+        </w:drawing>
+      </w:r>
+    </w:p>
+    <w:p>
+      <w:pPr>
+        <w:spacing w:after="200"/>
+        <w:jc w:val="center"/>
+      </w:pPr>
+      <w:r>
+        <w:rPr>
+          <w:i/>
+          <w:iCs/>
+          <w:color w:val="666666"/>
+          <w:sz w:val="18"/>
+          <w:szCs w:val="18"/>
+        </w:rPr>
+        <w:t xml:space="preserve">Versão monocromática branca — para fundos coloridos ou escuros</w:t>
+      </w:r>
+    </w:p>
+    <w:p>
+      <w:pPr>
+        <w:pStyle w:val="Heading2"/>
+        <w:spacing w:after="100" w:before="220"/>
+      </w:pPr>
+      <w:r>
+        <w:t xml:space="preserve">Versões disponíveis</w:t>
+      </w:r>
+    </w:p>
+    <w:p>
+      <w:pPr>
+        <w:pStyle w:val="ListParagraph"/>
+        <w:numPr>
+          <w:ilvl w:val="0"/>
+          <w:numId w:val="2"/>
+        </w:numPr>
+        <w:spacing w:after="100"/>
+      </w:pPr>
+      <w:r>
+        <w:rPr>
+          <w:b/>
+          <w:bCs/>
+        </w:rPr>
+        <w:t xml:space="preserve">Horizontal: </w:t>
+      </w:r>
+      <w:r>
+        <w:t xml:space="preserve">ícone + nome lado a lado — uso principal em cabeçalhos, documentos e apresentações.</w:t>
+      </w:r>
+    </w:p>
+    <w:p>
+      <w:pPr>
+        <w:pStyle w:val="ListParagraph"/>
+        <w:numPr>
+          <w:ilvl w:val="0"/>
+          <w:numId w:val="2"/>
+        </w:numPr>
+        <w:spacing w:after="100"/>
+      </w:pPr>
+      <w:r>
+        <w:rPr>
+          <w:b/>
+          <w:bCs/>
+        </w:rPr>
+        <w:t xml:space="preserve">Empilhada: </w:t>
+      </w:r>
+      <w:r>
+        <w:t xml:space="preserve">ícone em cima, nome embaixo — para capas, formatos quadrados e redes sociais.</w:t>
+      </w:r>
+    </w:p>
+    <w:p>
+      <w:pPr>
+        <w:pStyle w:val="ListParagraph"/>
+        <w:numPr>
+          <w:ilvl w:val="0"/>
+          <w:numId w:val="2"/>
+        </w:numPr>
+        <w:spacing w:after="100"/>
+      </w:pPr>
+      <w:r>
+        <w:rPr>
+          <w:b/>
+          <w:bCs/>
+        </w:rPr>
+        <w:t xml:space="preserve">Ícone isolado: </w:t>
+      </w:r>
+      <w:r>
+        <w:t xml:space="preserve">para favicon, avatar e qualquer espaço pequeno onde o nome não caiba.</w:t>
+      </w:r>
+    </w:p>
+    <w:p>
+      <w:pPr>
+        <w:pStyle w:val="ListParagraph"/>
+        <w:numPr>
+          <w:ilvl w:val="0"/>
+          <w:numId w:val="2"/>
+        </w:numPr>
+        <w:spacing w:after="100"/>
+      </w:pPr>
+      <w:r>
+        <w:rPr>
+          <w:b/>
+          <w:bCs/>
+        </w:rPr>
+        <w:t xml:space="preserve">Monocromática branca: </w:t>
+      </w:r>
+      <w:r>
+        <w:t xml:space="preserve">para uso sobre fundos verdes, azuis, navy ou fotográficos — nunca usar a versão colorida sobre fundo escuro.</w:t>
+      </w:r>
+    </w:p>
+    <w:p>
+      <w:pPr>
+        <w:pStyle w:val="Heading2"/>
+        <w:spacing w:after="100" w:before="220"/>
+      </w:pPr>
+      <w:r>
+        <w:t xml:space="preserve">Regras de uso</w:t>
+      </w:r>
+    </w:p>
+    <w:p>
+      <w:pPr>
+        <w:pStyle w:val="ListParagraph"/>
+        <w:numPr>
+          <w:ilvl w:val="0"/>
+          <w:numId w:val="2"/>
+        </w:numPr>
+        <w:spacing w:after="80"/>
+      </w:pPr>
+      <w:r>
+        <w:t xml:space="preserve">Manter uma área de respiro ao redor do selo — não encostar o ícone em bordas, textos ou outros elementos.</w:t>
+      </w:r>
+    </w:p>
+    <w:p>
+      <w:pPr>
+        <w:pStyle w:val="ListParagraph"/>
+        <w:numPr>
+          <w:ilvl w:val="0"/>
+          <w:numId w:val="2"/>
+        </w:numPr>
+        <w:spacing w:after="80"/>
+      </w:pPr>
+      <w:r>
+        <w:t xml:space="preserve">Não recolorir o ícone fora das duas versões oficiais (colorida sobre claro / branca sobre escuro).</w:t>
+      </w:r>
+    </w:p>
+    <w:p>
+      <w:pPr>
+        <w:pStyle w:val="ListParagraph"/>
+        <w:numPr>
+          <w:ilvl w:val="0"/>
+          <w:numId w:val="2"/>
+        </w:numPr>
+        <w:spacing w:after="80"/>
+      </w:pPr>
+      <w:r>
+        <w:t xml:space="preserve">Não esticar, distorcer ou girar a logo — sempre escalar mantendo a proporção original.</w:t>
+      </w:r>
+    </w:p>
+    <w:p>
+      <w:pPr>
+        <w:pStyle w:val="ListParagraph"/>
+        <w:numPr>
+          <w:ilvl w:val="0"/>
+          <w:numId w:val="2"/>
+        </w:numPr>
+        <w:spacing w:after="80"/>
+      </w:pPr>
+      <w:r>
+        <w:t xml:space="preserve">No nome, manter sempre "Edu" em verde e o restante em navy — é o que reforça a marca em qualquer aplicação.</w:t>
+      </w:r>
+    </w:p>
+    <w:p>
+      <w:pPr>
+        <w:pStyle w:val="ListParagraph"/>
+        <w:numPr>
+          <w:ilvl w:val="0"/>
+          <w:numId w:val="2"/>
+        </w:numPr>
+        <w:spacing w:after="80"/>
+      </w:pPr>
+      <w:r>
+        <w:t xml:space="preserve">Tamanho mínimo recomendado: 32px de altura para o ícone isolado, para preservar a legibilidade do capelo e da porta do celeiro.</w:t>
+      </w:r>
+    </w:p>
+    <w:p>
+      <w:pPr>
+        <w:spacing w:after="120"/>
+      </w:pPr>
+      <w:r>
+        <w:t xml:space="preserve">Arquivos em SVG (vetorial, escalável para qualquer tamanho) e PNG com fundo transparente disponíveis separadamente.</w:t>
       </w:r>
     </w:p>
     <w:p>
